--- a/app/assets/templates/CONTRATO VINCULACIÓN RADIO ACCION NACIONAL 2026.docx
+++ b/app/assets/templates/CONTRATO VINCULACIÓN RADIO ACCION NACIONAL 2026.docx
@@ -150,7 +150,18 @@
           <w:szCs w:val="22"/>
           <w:lang w:val="es-ES_tradnl" w:eastAsia="es-CO"/>
         </w:rPr>
-        <w:t xml:space="preserve"> ZPW494</w:t>
+        <w:t xml:space="preserve"> </w:t>
+      </w:r>
+      <w:r>
+        <w:rPr>
+          <w:rFonts w:ascii="Arial Narrow" w:hAnsi="Arial Narrow" w:cs="Arial"/>
+          <w:b/>
+          <w:bCs/>
+          <w:sz w:val="22"/>
+          <w:szCs w:val="22"/>
+          <w:lang w:eastAsia="es-CO"/>
+        </w:rPr>
+        <w:t>{{placa}}</w:t>
       </w:r>
     </w:p>
     <w:p>
@@ -181,6 +192,9 @@
         <w:t>No. INTERNO:</w:t>
       </w:r>
       <w:r>
+        <w:t xml:space="preserve"> </w:t>
+      </w:r>
+      <w:r>
         <w:rPr>
           <w:rFonts w:ascii="Arial Narrow" w:hAnsi="Arial Narrow" w:cs="Arial"/>
           <w:b/>
@@ -188,9 +202,8 @@
           <w:sz w:val="22"/>
           <w:szCs w:val="22"/>
           <w:u w:val="single"/>
-          <w:lang w:val="es-ES_tradnl"/>
-        </w:rPr>
-        <w:t>5303</w:t>
+        </w:rPr>
+        <w:t>{{numero_interno}}</w:t>
       </w:r>
     </w:p>
     <w:p>
@@ -347,19 +360,17 @@
           <w:szCs w:val="22"/>
           <w:lang w:val="es-ES_tradnl"/>
         </w:rPr>
-        <w:t xml:space="preserve"> al señor </w:t>
-      </w:r>
-      <w:r>
-        <w:rPr>
-          <w:rFonts w:ascii="Arial Narrow" w:hAnsi="Arial Narrow" w:cs="Arial"/>
-          <w:b/>
-          <w:bCs/>
+        <w:t xml:space="preserve"> al</w:t>
+      </w:r>
+      <w:r>
+        <w:rPr>
+          <w:rFonts w:ascii="Arial Narrow" w:hAnsi="Arial Narrow" w:cs="Arial"/>
           <w:color w:val="000000" w:themeColor="text1"/>
           <w:sz w:val="20"/>
           <w:szCs w:val="22"/>
           <w:lang w:val="es-ES_tradnl"/>
         </w:rPr>
-        <w:t>BENICIO CASTRO</w:t>
+        <w:t>(la)</w:t>
       </w:r>
       <w:r>
         <w:rPr>
@@ -369,7 +380,7 @@
           <w:szCs w:val="22"/>
           <w:lang w:val="es-ES_tradnl"/>
         </w:rPr>
-        <w:t xml:space="preserve">  </w:t>
+        <w:t xml:space="preserve"> señor</w:t>
       </w:r>
       <w:r>
         <w:rPr>
@@ -379,6 +390,48 @@
           <w:szCs w:val="22"/>
           <w:lang w:val="es-ES_tradnl"/>
         </w:rPr>
+        <w:t>(a)</w:t>
+      </w:r>
+      <w:r>
+        <w:rPr>
+          <w:rFonts w:ascii="Arial Narrow" w:hAnsi="Arial Narrow" w:cs="Arial"/>
+          <w:color w:val="000000" w:themeColor="text1"/>
+          <w:sz w:val="20"/>
+          <w:szCs w:val="22"/>
+          <w:lang w:val="es-ES_tradnl"/>
+        </w:rPr>
+        <w:t xml:space="preserve"> </w:t>
+      </w:r>
+      <w:r>
+        <w:rPr>
+          <w:rFonts w:ascii="Arial Narrow" w:hAnsi="Arial Narrow" w:cs="Arial"/>
+          <w:b/>
+          <w:bCs/>
+          <w:color w:val="000000" w:themeColor="text1"/>
+          <w:sz w:val="20"/>
+          <w:szCs w:val="22"/>
+        </w:rPr>
+        <w:t>{{nombre_propietario}}</w:t>
+      </w:r>
+      <w:r>
+        <w:rPr>
+          <w:rFonts w:ascii="Arial Narrow" w:hAnsi="Arial Narrow" w:cs="Arial"/>
+          <w:b/>
+          <w:bCs/>
+          <w:color w:val="000000" w:themeColor="text1"/>
+          <w:sz w:val="20"/>
+          <w:szCs w:val="22"/>
+        </w:rPr>
+        <w:t xml:space="preserve"> </w:t>
+      </w:r>
+      <w:r>
+        <w:rPr>
+          <w:rFonts w:ascii="Arial Narrow" w:hAnsi="Arial Narrow" w:cs="Arial"/>
+          <w:color w:val="000000" w:themeColor="text1"/>
+          <w:sz w:val="20"/>
+          <w:szCs w:val="22"/>
+          <w:lang w:val="es-ES_tradnl"/>
+        </w:rPr>
         <w:t xml:space="preserve">Mayor de edad, vecino de esta ciudad, identificado con el número de NIT. O cédula </w:t>
       </w:r>
       <w:r>
@@ -388,9 +441,17 @@
           <w:sz w:val="20"/>
           <w:szCs w:val="22"/>
           <w:u w:val="single"/>
-          <w:lang w:val="es-ES_tradnl"/>
-        </w:rPr>
-        <w:t xml:space="preserve">18.154.091 </w:t>
+        </w:rPr>
+        <w:t>{{documento_propietario}}</w:t>
+      </w:r>
+      <w:r>
+        <w:rPr>
+          <w:rFonts w:ascii="Arial Narrow" w:hAnsi="Arial Narrow" w:cs="Arial"/>
+          <w:b/>
+          <w:sz w:val="20"/>
+          <w:szCs w:val="22"/>
+        </w:rPr>
+        <w:t xml:space="preserve"> </w:t>
       </w:r>
       <w:r>
         <w:rPr>
@@ -400,7 +461,7 @@
           <w:szCs w:val="22"/>
           <w:lang w:val="es-ES_tradnl"/>
         </w:rPr>
-        <w:t xml:space="preserve"> en </w:t>
+        <w:t xml:space="preserve">en </w:t>
       </w:r>
       <w:r>
         <w:rPr>
@@ -454,16 +515,26 @@
           <w:color w:val="000000" w:themeColor="text1"/>
           <w:sz w:val="20"/>
           <w:szCs w:val="22"/>
-          <w:lang w:val="es-ES_tradnl"/>
-        </w:rPr>
-        <w:t xml:space="preserve">CALLE 69B#28B-16 </w:t>
-      </w:r>
-      <w:r>
-        <w:rPr>
-          <w:rFonts w:ascii="Arial Narrow" w:hAnsi="Arial Narrow" w:cs="Arial"/>
+        </w:rPr>
+        <w:t>{{direccion_propietario}}</w:t>
+      </w:r>
+      <w:r>
+        <w:rPr>
+          <w:rFonts w:ascii="Arial Narrow" w:hAnsi="Arial Narrow" w:cs="Arial"/>
+          <w:b/>
+          <w:bCs/>
           <w:color w:val="000000" w:themeColor="text1"/>
           <w:sz w:val="20"/>
           <w:szCs w:val="22"/>
+        </w:rPr>
+        <w:t xml:space="preserve"> </w:t>
+      </w:r>
+      <w:r>
+        <w:rPr>
+          <w:rFonts w:ascii="Arial Narrow" w:hAnsi="Arial Narrow" w:cs="Arial"/>
+          <w:color w:val="000000" w:themeColor="text1"/>
+          <w:sz w:val="20"/>
+          <w:szCs w:val="22"/>
           <w:lang w:val="es-ES_tradnl"/>
         </w:rPr>
         <w:t xml:space="preserve">la ciudad de </w:t>
@@ -476,9 +547,19 @@
           <w:color w:val="000000" w:themeColor="text1"/>
           <w:sz w:val="20"/>
           <w:szCs w:val="22"/>
-          <w:lang w:val="es-ES_tradnl"/>
-        </w:rPr>
-        <w:t xml:space="preserve">PALMIRA-VALLE  </w:t>
+        </w:rPr>
+        <w:t>{{ciudad_expedicion}}</w:t>
+      </w:r>
+      <w:r>
+        <w:rPr>
+          <w:rFonts w:ascii="Arial Narrow" w:hAnsi="Arial Narrow" w:cs="Arial"/>
+          <w:b/>
+          <w:bCs/>
+          <w:color w:val="000000" w:themeColor="text1"/>
+          <w:sz w:val="20"/>
+          <w:szCs w:val="22"/>
+        </w:rPr>
+        <w:t xml:space="preserve"> </w:t>
       </w:r>
       <w:r>
         <w:rPr>
@@ -578,456 +659,633 @@
         <w:t xml:space="preserve">                                    </w:t>
       </w:r>
     </w:p>
-    <w:p>
-      <w:pPr>
-        <w:autoSpaceDE w:val="0"/>
-        <w:autoSpaceDN w:val="0"/>
-        <w:adjustRightInd w:val="0"/>
-        <w:rPr>
-          <w:rFonts w:ascii="Arial Narrow" w:hAnsi="Arial Narrow" w:cs="Arial"/>
-          <w:b/>
-          <w:sz w:val="20"/>
-          <w:szCs w:val="22"/>
-          <w:u w:val="single"/>
-        </w:rPr>
-      </w:pPr>
-      <w:r>
-        <w:rPr>
-          <w:rFonts w:ascii="Arial Narrow" w:hAnsi="Arial Narrow" w:cs="Arial"/>
-          <w:sz w:val="20"/>
-          <w:szCs w:val="22"/>
-        </w:rPr>
-        <w:t>PLACA</w:t>
-      </w:r>
-      <w:r>
-        <w:rPr>
-          <w:rFonts w:ascii="Arial Narrow" w:hAnsi="Arial Narrow" w:cs="Arial"/>
-          <w:sz w:val="20"/>
-          <w:szCs w:val="22"/>
-        </w:rPr>
-        <w:t>:</w:t>
-      </w:r>
-      <w:r>
-        <w:t xml:space="preserve"> </w:t>
-      </w:r>
-      <w:r>
-        <w:rPr>
-          <w:rFonts w:ascii="Arial Narrow" w:hAnsi="Arial Narrow" w:cs="Arial"/>
-          <w:b/>
-          <w:bCs/>
-          <w:sz w:val="22"/>
-          <w:szCs w:val="22"/>
-          <w:u w:val="single"/>
-          <w:lang w:val="es-ES_tradnl" w:eastAsia="es-CO"/>
-        </w:rPr>
-        <w:t>ZPW494</w:t>
-      </w:r>
-      <w:r>
-        <w:rPr>
-          <w:rFonts w:ascii="Arial Narrow" w:hAnsi="Arial Narrow" w:cs="Arial"/>
-          <w:sz w:val="20"/>
-          <w:szCs w:val="22"/>
-        </w:rPr>
-        <w:t xml:space="preserve">        </w:t>
-      </w:r>
-      <w:r>
-        <w:rPr>
-          <w:rFonts w:ascii="Arial Narrow" w:hAnsi="Arial Narrow" w:cs="Arial"/>
-          <w:sz w:val="20"/>
-          <w:szCs w:val="22"/>
-        </w:rPr>
-        <w:tab/>
-      </w:r>
-      <w:r>
-        <w:rPr>
-          <w:rFonts w:ascii="Arial Narrow" w:hAnsi="Arial Narrow" w:cs="Arial"/>
-          <w:sz w:val="20"/>
-          <w:szCs w:val="22"/>
-        </w:rPr>
-        <w:tab/>
-      </w:r>
-      <w:r>
-        <w:rPr>
-          <w:rFonts w:ascii="Arial Narrow" w:hAnsi="Arial Narrow" w:cs="Arial"/>
-          <w:sz w:val="20"/>
-          <w:szCs w:val="22"/>
-        </w:rPr>
-        <w:tab/>
-      </w:r>
-      <w:r>
-        <w:rPr>
-          <w:rFonts w:ascii="Arial Narrow" w:hAnsi="Arial Narrow" w:cs="Arial"/>
-          <w:sz w:val="20"/>
-          <w:szCs w:val="22"/>
-        </w:rPr>
-        <w:tab/>
-        <w:t xml:space="preserve"> </w:t>
-      </w:r>
-      <w:r>
-        <w:rPr>
-          <w:rFonts w:ascii="Arial Narrow" w:hAnsi="Arial Narrow" w:cs="Arial"/>
-          <w:sz w:val="20"/>
-          <w:szCs w:val="22"/>
-        </w:rPr>
-        <w:t>MARCA</w:t>
-      </w:r>
-      <w:r>
-        <w:rPr>
-          <w:rFonts w:ascii="Arial Narrow" w:hAnsi="Arial Narrow" w:cs="Arial"/>
-          <w:b/>
-          <w:sz w:val="20"/>
-          <w:szCs w:val="22"/>
-        </w:rPr>
-        <w:t>: NON PLUS ULTRA</w:t>
-      </w:r>
-      <w:r>
-        <w:rPr>
-          <w:rFonts w:ascii="Arial Narrow" w:hAnsi="Arial Narrow" w:cs="Arial"/>
-          <w:sz w:val="20"/>
-          <w:szCs w:val="22"/>
-        </w:rPr>
-        <w:t xml:space="preserve">                                             </w:t>
-      </w:r>
-      <w:r>
-        <w:rPr>
-          <w:rFonts w:ascii="Arial Narrow" w:hAnsi="Arial Narrow" w:cs="Arial"/>
-          <w:sz w:val="20"/>
-          <w:szCs w:val="22"/>
-        </w:rPr>
-        <w:tab/>
-        <w:t xml:space="preserve"> </w:t>
-      </w:r>
-      <w:r>
-        <w:rPr>
-          <w:rFonts w:ascii="Arial Narrow" w:hAnsi="Arial Narrow" w:cs="Arial"/>
-          <w:sz w:val="20"/>
-          <w:szCs w:val="22"/>
-        </w:rPr>
-        <w:t>MODELO</w:t>
-      </w:r>
-      <w:r>
-        <w:rPr>
-          <w:rFonts w:ascii="Arial Narrow" w:hAnsi="Arial Narrow" w:cs="Arial"/>
-          <w:sz w:val="20"/>
-          <w:szCs w:val="22"/>
-        </w:rPr>
-        <w:t>:</w:t>
-      </w:r>
-      <w:r>
-        <w:rPr>
-          <w:rFonts w:ascii="Arial Narrow" w:hAnsi="Arial Narrow" w:cs="Arial"/>
-          <w:b/>
-          <w:sz w:val="20"/>
-          <w:szCs w:val="22"/>
-          <w:u w:val="single"/>
-        </w:rPr>
-        <w:t>2010</w:t>
-      </w:r>
-    </w:p>
-    <w:p>
-      <w:pPr>
-        <w:autoSpaceDE w:val="0"/>
-        <w:autoSpaceDN w:val="0"/>
-        <w:adjustRightInd w:val="0"/>
-        <w:jc w:val="center"/>
-        <w:rPr>
-          <w:rFonts w:ascii="Arial Narrow" w:hAnsi="Arial Narrow" w:cs="Arial"/>
-          <w:sz w:val="20"/>
-          <w:szCs w:val="22"/>
-          <w:u w:val="single"/>
-        </w:rPr>
-      </w:pPr>
-    </w:p>
-    <w:p>
-      <w:pPr>
-        <w:rPr>
-          <w:rFonts w:ascii="Arial Narrow" w:hAnsi="Arial Narrow" w:cs="Arial"/>
-          <w:b/>
-          <w:sz w:val="20"/>
-          <w:szCs w:val="22"/>
-          <w:u w:val="single"/>
-          <w:lang w:val="es-ES_tradnl"/>
-        </w:rPr>
-      </w:pPr>
-      <w:r>
-        <w:rPr>
-          <w:rFonts w:ascii="Arial Narrow" w:hAnsi="Arial Narrow" w:cs="Arial"/>
-          <w:sz w:val="20"/>
-          <w:szCs w:val="22"/>
-          <w:lang w:val="es-ES_tradnl"/>
-        </w:rPr>
-        <w:t>MOTOR</w:t>
-      </w:r>
-      <w:r>
-        <w:rPr>
-          <w:rFonts w:ascii="Arial Narrow" w:hAnsi="Arial Narrow" w:cs="Arial"/>
-          <w:sz w:val="20"/>
-          <w:szCs w:val="22"/>
-          <w:lang w:val="es-ES_tradnl"/>
-        </w:rPr>
-        <w:t>:</w:t>
-      </w:r>
-      <w:r>
-        <w:t xml:space="preserve"> </w:t>
-      </w:r>
-      <w:r>
-        <w:rPr>
-          <w:rFonts w:ascii="Arial Narrow" w:hAnsi="Arial Narrow" w:cs="Arial"/>
-          <w:b/>
-          <w:sz w:val="20"/>
-          <w:szCs w:val="22"/>
-          <w:u w:val="single"/>
-          <w:lang w:val="es-ES_tradnl"/>
-        </w:rPr>
-        <w:t>BD30DTW06148E</w:t>
-      </w:r>
-      <w:r>
-        <w:rPr>
-          <w:rFonts w:ascii="Arial Narrow" w:hAnsi="Arial Narrow" w:cs="Arial"/>
-          <w:b/>
-          <w:sz w:val="20"/>
-          <w:szCs w:val="22"/>
-          <w:lang w:val="es-ES_tradnl"/>
-        </w:rPr>
-        <w:tab/>
-        <w:t xml:space="preserve"> </w:t>
-      </w:r>
-      <w:r>
-        <w:rPr>
-          <w:rFonts w:ascii="Arial Narrow" w:hAnsi="Arial Narrow" w:cs="Arial"/>
-          <w:b/>
-          <w:sz w:val="20"/>
-          <w:szCs w:val="22"/>
-          <w:lang w:val="es-ES_tradnl"/>
-        </w:rPr>
-        <w:tab/>
-      </w:r>
-      <w:r>
-        <w:rPr>
-          <w:rFonts w:ascii="Arial Narrow" w:hAnsi="Arial Narrow" w:cs="Arial"/>
-          <w:b/>
-          <w:sz w:val="20"/>
-          <w:szCs w:val="22"/>
-          <w:lang w:val="es-ES_tradnl"/>
-        </w:rPr>
-        <w:tab/>
-      </w:r>
-      <w:r>
-        <w:rPr>
-          <w:rFonts w:ascii="Arial Narrow" w:hAnsi="Arial Narrow" w:cs="Arial"/>
-          <w:b/>
-          <w:sz w:val="20"/>
-          <w:szCs w:val="22"/>
-          <w:lang w:val="es-ES_tradnl"/>
-        </w:rPr>
-        <w:tab/>
-        <w:t xml:space="preserve"> CLASE</w:t>
-      </w:r>
-      <w:r>
-        <w:rPr>
-          <w:rFonts w:ascii="Arial Narrow" w:hAnsi="Arial Narrow" w:cs="Arial"/>
-          <w:b/>
-          <w:bCs/>
-          <w:sz w:val="20"/>
-          <w:szCs w:val="22"/>
-          <w:lang w:val="es-ES_tradnl"/>
-        </w:rPr>
-        <w:t>: BUSETA</w:t>
-      </w:r>
-      <w:r>
-        <w:rPr>
-          <w:rFonts w:ascii="Arial Narrow" w:hAnsi="Arial Narrow" w:cs="Arial"/>
-          <w:sz w:val="20"/>
-          <w:szCs w:val="22"/>
-          <w:lang w:val="es-ES_tradnl"/>
-        </w:rPr>
-        <w:t xml:space="preserve">                                                  </w:t>
-      </w:r>
-      <w:r>
-        <w:rPr>
-          <w:rFonts w:ascii="Arial Narrow" w:hAnsi="Arial Narrow" w:cs="Arial"/>
-          <w:sz w:val="20"/>
-          <w:szCs w:val="22"/>
-          <w:lang w:val="es-ES_tradnl"/>
-        </w:rPr>
-        <w:tab/>
-        <w:t xml:space="preserve"> TIPO</w:t>
-      </w:r>
-      <w:r>
-        <w:rPr>
-          <w:rFonts w:ascii="Arial Narrow" w:hAnsi="Arial Narrow" w:cs="Arial"/>
-          <w:b/>
-          <w:sz w:val="20"/>
-          <w:szCs w:val="22"/>
-          <w:lang w:val="es-ES_tradnl"/>
-        </w:rPr>
-        <w:t xml:space="preserve">: </w:t>
-      </w:r>
-      <w:r>
-        <w:rPr>
-          <w:rFonts w:ascii="Arial Narrow" w:hAnsi="Arial Narrow" w:cs="Arial"/>
-          <w:b/>
-          <w:sz w:val="20"/>
-          <w:szCs w:val="22"/>
-          <w:u w:val="single"/>
-          <w:lang w:val="es-ES_tradnl"/>
-        </w:rPr>
-        <w:t>CERRADA</w:t>
-      </w:r>
-    </w:p>
-    <w:p>
-      <w:pPr>
-        <w:autoSpaceDE w:val="0"/>
-        <w:autoSpaceDN w:val="0"/>
-        <w:adjustRightInd w:val="0"/>
-        <w:jc w:val="both"/>
-        <w:rPr>
-          <w:rFonts w:ascii="Arial Narrow" w:hAnsi="Arial Narrow" w:cs="Arial"/>
-          <w:b/>
-          <w:sz w:val="20"/>
-          <w:szCs w:val="22"/>
-          <w:u w:val="single"/>
-          <w:lang w:val="es-ES_tradnl"/>
-        </w:rPr>
-      </w:pPr>
-    </w:p>
-    <w:p>
-      <w:pPr>
-        <w:autoSpaceDE w:val="0"/>
-        <w:autoSpaceDN w:val="0"/>
-        <w:adjustRightInd w:val="0"/>
-        <w:jc w:val="both"/>
-        <w:rPr>
-          <w:rFonts w:ascii="Arial Narrow" w:hAnsi="Arial Narrow" w:cs="Arial"/>
-          <w:b/>
-          <w:bCs/>
-          <w:sz w:val="20"/>
-          <w:szCs w:val="22"/>
-          <w:u w:val="single"/>
-        </w:rPr>
-      </w:pPr>
-      <w:r>
-        <w:rPr>
-          <w:rFonts w:ascii="Arial Narrow" w:hAnsi="Arial Narrow" w:cs="Arial"/>
-          <w:sz w:val="20"/>
-          <w:szCs w:val="22"/>
-          <w:lang w:val="es-ES_tradnl"/>
-        </w:rPr>
-        <w:t>COLOR</w:t>
-      </w:r>
-      <w:r>
-        <w:rPr>
-          <w:rFonts w:ascii="Arial Narrow" w:hAnsi="Arial Narrow" w:cs="Arial"/>
-          <w:sz w:val="20"/>
-          <w:szCs w:val="22"/>
-          <w:lang w:val="es-ES_tradnl"/>
-        </w:rPr>
-        <w:t xml:space="preserve">: </w:t>
-      </w:r>
-      <w:r>
-        <w:rPr>
-          <w:rFonts w:ascii="Arial Narrow" w:hAnsi="Arial Narrow" w:cs="Arial"/>
-          <w:b/>
-          <w:bCs/>
-          <w:sz w:val="20"/>
-          <w:szCs w:val="22"/>
-          <w:lang w:val="es-ES_tradnl"/>
-        </w:rPr>
-        <w:t>NARANJA</w:t>
-      </w:r>
-      <w:r>
-        <w:rPr>
-          <w:rFonts w:ascii="Arial Narrow" w:hAnsi="Arial Narrow" w:cs="Arial"/>
-          <w:b/>
-          <w:bCs/>
-          <w:sz w:val="20"/>
-          <w:szCs w:val="22"/>
-        </w:rPr>
-        <w:t xml:space="preserve"> CREMA AZUL</w:t>
-      </w:r>
-      <w:r>
-        <w:rPr>
-          <w:rFonts w:ascii="Arial Narrow" w:hAnsi="Arial Narrow" w:cs="Arial"/>
-          <w:b/>
-          <w:sz w:val="20"/>
-          <w:szCs w:val="22"/>
-          <w:lang w:val="es-ES_tradnl"/>
-        </w:rPr>
-        <w:t xml:space="preserve">              </w:t>
-      </w:r>
-      <w:r>
-        <w:rPr>
-          <w:rFonts w:ascii="Arial Narrow" w:hAnsi="Arial Narrow" w:cs="Arial"/>
-          <w:b/>
-          <w:sz w:val="20"/>
-          <w:szCs w:val="22"/>
-          <w:lang w:val="es-ES_tradnl"/>
-        </w:rPr>
-        <w:tab/>
-      </w:r>
-      <w:r>
-        <w:rPr>
-          <w:rFonts w:ascii="Arial Narrow" w:hAnsi="Arial Narrow" w:cs="Arial"/>
-          <w:b/>
-          <w:sz w:val="20"/>
-          <w:szCs w:val="22"/>
-          <w:lang w:val="es-ES_tradnl"/>
-        </w:rPr>
-        <w:tab/>
-        <w:t xml:space="preserve"> CAPACIDAD</w:t>
-      </w:r>
-      <w:r>
-        <w:rPr>
-          <w:rFonts w:ascii="Arial Narrow" w:hAnsi="Arial Narrow" w:cs="Arial"/>
-          <w:sz w:val="20"/>
-          <w:szCs w:val="22"/>
-          <w:lang w:val="es-ES_tradnl"/>
-        </w:rPr>
-        <w:t>:</w:t>
-      </w:r>
-      <w:r>
-        <w:rPr>
-          <w:rFonts w:ascii="Arial Narrow" w:hAnsi="Arial Narrow" w:cs="Arial"/>
-          <w:b/>
-          <w:bCs/>
-          <w:sz w:val="20"/>
-          <w:szCs w:val="22"/>
-          <w:lang w:val="es-ES_tradnl"/>
-        </w:rPr>
-        <w:t xml:space="preserve"> </w:t>
-      </w:r>
-      <w:r>
-        <w:rPr>
-          <w:rFonts w:ascii="Arial Narrow" w:hAnsi="Arial Narrow" w:cs="Arial"/>
-          <w:b/>
-          <w:bCs/>
-          <w:sz w:val="20"/>
-          <w:szCs w:val="22"/>
-          <w:lang w:val="es-ES_tradnl"/>
-        </w:rPr>
-        <w:t>25</w:t>
-      </w:r>
-      <w:r>
-        <w:rPr>
-          <w:rFonts w:ascii="Arial Narrow" w:hAnsi="Arial Narrow" w:cs="Arial"/>
-          <w:sz w:val="20"/>
-          <w:szCs w:val="22"/>
-          <w:lang w:val="es-ES_tradnl"/>
-        </w:rPr>
-        <w:t xml:space="preserve"> </w:t>
-      </w:r>
-      <w:r>
-        <w:rPr>
-          <w:rFonts w:ascii="Arial Narrow" w:hAnsi="Arial Narrow" w:cs="Arial"/>
-          <w:b/>
-          <w:bCs/>
-          <w:sz w:val="20"/>
-          <w:szCs w:val="22"/>
-          <w:lang w:val="es-ES_tradnl"/>
-        </w:rPr>
-        <w:t>PASAJEROS</w:t>
-      </w:r>
-    </w:p>
+    <w:tbl>
+      <w:tblPr>
+        <w:tblStyle w:val="Tablaconcuadrcula"/>
+        <w:tblW w:w="0" w:type="auto"/>
+        <w:tblBorders>
+          <w:top w:val="none" w:sz="0" w:space="0" w:color="auto"/>
+          <w:left w:val="none" w:sz="0" w:space="0" w:color="auto"/>
+          <w:bottom w:val="none" w:sz="0" w:space="0" w:color="auto"/>
+          <w:right w:val="none" w:sz="0" w:space="0" w:color="auto"/>
+          <w:insideH w:val="none" w:sz="0" w:space="0" w:color="auto"/>
+          <w:insideV w:val="none" w:sz="0" w:space="0" w:color="auto"/>
+        </w:tblBorders>
+        <w:tblLook w:val="04A0" w:firstRow="1" w:lastRow="0" w:firstColumn="1" w:lastColumn="0" w:noHBand="0" w:noVBand="1"/>
+      </w:tblPr>
+      <w:tblGrid>
+        <w:gridCol w:w="1120"/>
+        <w:gridCol w:w="3272"/>
+        <w:gridCol w:w="1200"/>
+        <w:gridCol w:w="2347"/>
+        <w:gridCol w:w="1122"/>
+        <w:gridCol w:w="1127"/>
+      </w:tblGrid>
+      <w:tr>
+        <w:tc>
+          <w:tcPr>
+            <w:tcW w:w="1120" w:type="dxa"/>
+          </w:tcPr>
+          <w:p>
+            <w:pPr>
+              <w:autoSpaceDE w:val="0"/>
+              <w:autoSpaceDN w:val="0"/>
+              <w:adjustRightInd w:val="0"/>
+              <w:rPr>
+                <w:rFonts w:ascii="Arial Narrow" w:hAnsi="Arial Narrow" w:cs="Arial"/>
+                <w:sz w:val="20"/>
+                <w:szCs w:val="22"/>
+              </w:rPr>
+            </w:pPr>
+            <w:r>
+              <w:rPr>
+                <w:rFonts w:ascii="Arial Narrow" w:hAnsi="Arial Narrow" w:cs="Arial"/>
+                <w:sz w:val="20"/>
+                <w:szCs w:val="22"/>
+              </w:rPr>
+              <w:t>PLACA:</w:t>
+            </w:r>
+            <w:r>
+              <w:t xml:space="preserve"> </w:t>
+            </w:r>
+          </w:p>
+        </w:tc>
+        <w:tc>
+          <w:tcPr>
+            <w:tcW w:w="3272" w:type="dxa"/>
+          </w:tcPr>
+          <w:p>
+            <w:pPr>
+              <w:autoSpaceDE w:val="0"/>
+              <w:autoSpaceDN w:val="0"/>
+              <w:adjustRightInd w:val="0"/>
+              <w:rPr>
+                <w:rFonts w:ascii="Arial Narrow" w:hAnsi="Arial Narrow" w:cs="Arial"/>
+                <w:sz w:val="20"/>
+                <w:szCs w:val="22"/>
+              </w:rPr>
+            </w:pPr>
+            <w:r>
+              <w:rPr>
+                <w:rFonts w:ascii="Arial Narrow" w:hAnsi="Arial Narrow" w:cs="Arial"/>
+                <w:b/>
+                <w:bCs/>
+                <w:sz w:val="22"/>
+                <w:szCs w:val="22"/>
+                <w:u w:val="single"/>
+                <w:lang w:eastAsia="es-CO"/>
+              </w:rPr>
+              <w:t>{{placa}}</w:t>
+            </w:r>
+            <w:r>
+              <w:rPr>
+                <w:rFonts w:ascii="Arial Narrow" w:hAnsi="Arial Narrow" w:cs="Arial"/>
+                <w:sz w:val="20"/>
+                <w:szCs w:val="22"/>
+              </w:rPr>
+              <w:t xml:space="preserve">      </w:t>
+            </w:r>
+          </w:p>
+        </w:tc>
+        <w:tc>
+          <w:tcPr>
+            <w:tcW w:w="1200" w:type="dxa"/>
+          </w:tcPr>
+          <w:p>
+            <w:pPr>
+              <w:autoSpaceDE w:val="0"/>
+              <w:autoSpaceDN w:val="0"/>
+              <w:adjustRightInd w:val="0"/>
+              <w:rPr>
+                <w:rFonts w:ascii="Arial Narrow" w:hAnsi="Arial Narrow" w:cs="Arial"/>
+                <w:b/>
+                <w:sz w:val="20"/>
+                <w:szCs w:val="22"/>
+              </w:rPr>
+            </w:pPr>
+            <w:r>
+              <w:rPr>
+                <w:rFonts w:ascii="Arial Narrow" w:hAnsi="Arial Narrow" w:cs="Arial"/>
+                <w:sz w:val="20"/>
+                <w:szCs w:val="22"/>
+              </w:rPr>
+              <w:t xml:space="preserve"> MARCA</w:t>
+            </w:r>
+            <w:r>
+              <w:rPr>
+                <w:rFonts w:ascii="Arial Narrow" w:hAnsi="Arial Narrow" w:cs="Arial"/>
+                <w:b/>
+                <w:sz w:val="20"/>
+                <w:szCs w:val="22"/>
+              </w:rPr>
+              <w:t xml:space="preserve">: </w:t>
+            </w:r>
+          </w:p>
+        </w:tc>
+        <w:tc>
+          <w:tcPr>
+            <w:tcW w:w="2347" w:type="dxa"/>
+          </w:tcPr>
+          <w:p>
+            <w:pPr>
+              <w:autoSpaceDE w:val="0"/>
+              <w:autoSpaceDN w:val="0"/>
+              <w:adjustRightInd w:val="0"/>
+              <w:rPr>
+                <w:rFonts w:ascii="Arial Narrow" w:hAnsi="Arial Narrow" w:cs="Arial"/>
+                <w:b/>
+                <w:sz w:val="20"/>
+                <w:szCs w:val="22"/>
+              </w:rPr>
+            </w:pPr>
+            <w:r>
+              <w:rPr>
+                <w:rFonts w:ascii="Arial Narrow" w:hAnsi="Arial Narrow" w:cs="Arial"/>
+                <w:b/>
+                <w:sz w:val="20"/>
+                <w:szCs w:val="22"/>
+              </w:rPr>
+              <w:t>{{marca}}</w:t>
+            </w:r>
+          </w:p>
+        </w:tc>
+        <w:tc>
+          <w:tcPr>
+            <w:tcW w:w="1122" w:type="dxa"/>
+          </w:tcPr>
+          <w:p>
+            <w:pPr>
+              <w:autoSpaceDE w:val="0"/>
+              <w:autoSpaceDN w:val="0"/>
+              <w:adjustRightInd w:val="0"/>
+              <w:rPr>
+                <w:rFonts w:ascii="Arial Narrow" w:hAnsi="Arial Narrow" w:cs="Arial"/>
+                <w:sz w:val="20"/>
+                <w:szCs w:val="22"/>
+              </w:rPr>
+            </w:pPr>
+            <w:r>
+              <w:rPr>
+                <w:rFonts w:ascii="Arial Narrow" w:hAnsi="Arial Narrow" w:cs="Arial"/>
+                <w:sz w:val="20"/>
+                <w:szCs w:val="22"/>
+              </w:rPr>
+              <w:t>MODELO:</w:t>
+            </w:r>
+          </w:p>
+        </w:tc>
+        <w:tc>
+          <w:tcPr>
+            <w:tcW w:w="1127" w:type="dxa"/>
+          </w:tcPr>
+          <w:p>
+            <w:pPr>
+              <w:autoSpaceDE w:val="0"/>
+              <w:autoSpaceDN w:val="0"/>
+              <w:adjustRightInd w:val="0"/>
+              <w:rPr>
+                <w:rFonts w:ascii="Arial Narrow" w:hAnsi="Arial Narrow" w:cs="Arial"/>
+                <w:b/>
+                <w:sz w:val="20"/>
+                <w:szCs w:val="22"/>
+                <w:u w:val="single"/>
+              </w:rPr>
+            </w:pPr>
+            <w:r>
+              <w:rPr>
+                <w:rFonts w:ascii="Arial Narrow" w:hAnsi="Arial Narrow" w:cs="Arial"/>
+                <w:b/>
+                <w:sz w:val="20"/>
+                <w:szCs w:val="22"/>
+                <w:u w:val="single"/>
+              </w:rPr>
+              <w:t>{{modelo}}</w:t>
+            </w:r>
+          </w:p>
+        </w:tc>
+      </w:tr>
+      <w:tr>
+        <w:tc>
+          <w:tcPr>
+            <w:tcW w:w="10188" w:type="dxa"/>
+            <w:gridSpan w:val="6"/>
+          </w:tcPr>
+          <w:p>
+            <w:pPr>
+              <w:autoSpaceDE w:val="0"/>
+              <w:autoSpaceDN w:val="0"/>
+              <w:adjustRightInd w:val="0"/>
+              <w:jc w:val="center"/>
+              <w:rPr>
+                <w:rFonts w:ascii="Arial Narrow" w:hAnsi="Arial Narrow" w:cs="Arial"/>
+                <w:sz w:val="20"/>
+                <w:szCs w:val="22"/>
+                <w:u w:val="single"/>
+              </w:rPr>
+            </w:pPr>
+          </w:p>
+        </w:tc>
+      </w:tr>
+      <w:tr>
+        <w:tc>
+          <w:tcPr>
+            <w:tcW w:w="1120" w:type="dxa"/>
+          </w:tcPr>
+          <w:p>
+            <w:pPr>
+              <w:rPr>
+                <w:rFonts w:ascii="Arial Narrow" w:hAnsi="Arial Narrow" w:cs="Arial"/>
+                <w:b/>
+                <w:sz w:val="20"/>
+                <w:szCs w:val="22"/>
+                <w:lang w:val="es-ES_tradnl"/>
+              </w:rPr>
+            </w:pPr>
+            <w:r>
+              <w:rPr>
+                <w:rFonts w:ascii="Arial Narrow" w:hAnsi="Arial Narrow" w:cs="Arial"/>
+                <w:sz w:val="20"/>
+                <w:szCs w:val="22"/>
+                <w:lang w:val="es-ES_tradnl"/>
+              </w:rPr>
+              <w:t>MOTOR:</w:t>
+            </w:r>
+            <w:r>
+              <w:t xml:space="preserve"> </w:t>
+            </w:r>
+          </w:p>
+        </w:tc>
+        <w:tc>
+          <w:tcPr>
+            <w:tcW w:w="3272" w:type="dxa"/>
+          </w:tcPr>
+          <w:p>
+            <w:pPr>
+              <w:rPr>
+                <w:rFonts w:ascii="Arial Narrow" w:hAnsi="Arial Narrow" w:cs="Arial"/>
+                <w:b/>
+                <w:sz w:val="20"/>
+                <w:szCs w:val="22"/>
+                <w:lang w:val="es-ES_tradnl"/>
+              </w:rPr>
+            </w:pPr>
+            <w:r>
+              <w:rPr>
+                <w:rFonts w:ascii="Arial Narrow" w:hAnsi="Arial Narrow" w:cs="Arial"/>
+                <w:b/>
+                <w:sz w:val="20"/>
+                <w:szCs w:val="22"/>
+                <w:lang w:val="es-ES_tradnl"/>
+              </w:rPr>
+              <w:t xml:space="preserve"> </w:t>
+            </w:r>
+            <w:r>
+              <w:rPr>
+                <w:rFonts w:ascii="Arial Narrow" w:hAnsi="Arial Narrow" w:cs="Arial"/>
+                <w:b/>
+                <w:sz w:val="20"/>
+                <w:szCs w:val="22"/>
+                <w:u w:val="single"/>
+              </w:rPr>
+              <w:t>{{motor}}</w:t>
+            </w:r>
+          </w:p>
+        </w:tc>
+        <w:tc>
+          <w:tcPr>
+            <w:tcW w:w="1200" w:type="dxa"/>
+          </w:tcPr>
+          <w:p>
+            <w:pPr>
+              <w:rPr>
+                <w:rFonts w:ascii="Arial Narrow" w:hAnsi="Arial Narrow" w:cs="Arial"/>
+                <w:sz w:val="20"/>
+                <w:szCs w:val="22"/>
+                <w:lang w:val="es-ES_tradnl"/>
+              </w:rPr>
+            </w:pPr>
+            <w:r>
+              <w:rPr>
+                <w:rFonts w:ascii="Arial Narrow" w:hAnsi="Arial Narrow" w:cs="Arial"/>
+                <w:b/>
+                <w:sz w:val="20"/>
+                <w:szCs w:val="22"/>
+                <w:lang w:val="es-ES_tradnl"/>
+              </w:rPr>
+              <w:t xml:space="preserve"> CLASE</w:t>
+            </w:r>
+            <w:r>
+              <w:rPr>
+                <w:rFonts w:ascii="Arial Narrow" w:hAnsi="Arial Narrow" w:cs="Arial"/>
+                <w:b/>
+                <w:bCs/>
+                <w:sz w:val="20"/>
+                <w:szCs w:val="22"/>
+                <w:lang w:val="es-ES_tradnl"/>
+              </w:rPr>
+              <w:t xml:space="preserve">: </w:t>
+            </w:r>
+          </w:p>
+        </w:tc>
+        <w:tc>
+          <w:tcPr>
+            <w:tcW w:w="2347" w:type="dxa"/>
+          </w:tcPr>
+          <w:p>
+            <w:pPr>
+              <w:rPr>
+                <w:rFonts w:ascii="Arial Narrow" w:hAnsi="Arial Narrow" w:cs="Arial"/>
+                <w:b/>
+                <w:sz w:val="20"/>
+                <w:szCs w:val="22"/>
+                <w:u w:val="single"/>
+                <w:lang w:val="es-ES_tradnl"/>
+              </w:rPr>
+            </w:pPr>
+            <w:r>
+              <w:rPr>
+                <w:rFonts w:ascii="Arial Narrow" w:hAnsi="Arial Narrow" w:cs="Arial"/>
+                <w:b/>
+                <w:bCs/>
+                <w:sz w:val="20"/>
+                <w:szCs w:val="22"/>
+              </w:rPr>
+              <w:t>{{clase}}</w:t>
+            </w:r>
+            <w:r>
+              <w:rPr>
+                <w:rFonts w:ascii="Arial Narrow" w:hAnsi="Arial Narrow" w:cs="Arial"/>
+                <w:sz w:val="20"/>
+                <w:szCs w:val="22"/>
+                <w:lang w:val="es-ES_tradnl"/>
+              </w:rPr>
+              <w:t xml:space="preserve">                                                  </w:t>
+            </w:r>
+          </w:p>
+        </w:tc>
+        <w:tc>
+          <w:tcPr>
+            <w:tcW w:w="1122" w:type="dxa"/>
+          </w:tcPr>
+          <w:p>
+            <w:pPr>
+              <w:rPr>
+                <w:rFonts w:ascii="Arial Narrow" w:hAnsi="Arial Narrow" w:cs="Arial"/>
+                <w:b/>
+                <w:sz w:val="20"/>
+                <w:szCs w:val="22"/>
+                <w:u w:val="single"/>
+                <w:lang w:val="es-ES_tradnl"/>
+              </w:rPr>
+            </w:pPr>
+            <w:r>
+              <w:rPr>
+                <w:rFonts w:ascii="Arial Narrow" w:hAnsi="Arial Narrow" w:cs="Arial"/>
+                <w:sz w:val="20"/>
+                <w:szCs w:val="22"/>
+                <w:lang w:val="es-ES_tradnl"/>
+              </w:rPr>
+              <w:t>TIPO</w:t>
+            </w:r>
+            <w:r>
+              <w:rPr>
+                <w:rFonts w:ascii="Arial Narrow" w:hAnsi="Arial Narrow" w:cs="Arial"/>
+                <w:b/>
+                <w:sz w:val="20"/>
+                <w:szCs w:val="22"/>
+                <w:lang w:val="es-ES_tradnl"/>
+              </w:rPr>
+              <w:t>:</w:t>
+            </w:r>
+          </w:p>
+        </w:tc>
+        <w:tc>
+          <w:tcPr>
+            <w:tcW w:w="1127" w:type="dxa"/>
+          </w:tcPr>
+          <w:p>
+            <w:pPr>
+              <w:rPr>
+                <w:rFonts w:ascii="Arial Narrow" w:hAnsi="Arial Narrow" w:cs="Arial"/>
+                <w:b/>
+                <w:sz w:val="20"/>
+                <w:szCs w:val="22"/>
+                <w:u w:val="single"/>
+                <w:lang w:val="es-ES_tradnl"/>
+              </w:rPr>
+            </w:pPr>
+            <w:r>
+              <w:rPr>
+                <w:rFonts w:ascii="Arial Narrow" w:hAnsi="Arial Narrow" w:cs="Arial"/>
+                <w:b/>
+                <w:sz w:val="20"/>
+                <w:szCs w:val="22"/>
+                <w:u w:val="single"/>
+                <w:lang w:val="es-ES_tradnl"/>
+              </w:rPr>
+              <w:t>CERRADA</w:t>
+            </w:r>
+          </w:p>
+        </w:tc>
+      </w:tr>
+      <w:tr>
+        <w:tc>
+          <w:tcPr>
+            <w:tcW w:w="10188" w:type="dxa"/>
+            <w:gridSpan w:val="6"/>
+          </w:tcPr>
+          <w:p>
+            <w:pPr>
+              <w:autoSpaceDE w:val="0"/>
+              <w:autoSpaceDN w:val="0"/>
+              <w:adjustRightInd w:val="0"/>
+              <w:jc w:val="both"/>
+              <w:rPr>
+                <w:rFonts w:ascii="Arial Narrow" w:hAnsi="Arial Narrow" w:cs="Arial"/>
+                <w:b/>
+                <w:sz w:val="20"/>
+                <w:szCs w:val="22"/>
+                <w:u w:val="single"/>
+                <w:lang w:val="es-ES_tradnl"/>
+              </w:rPr>
+            </w:pPr>
+          </w:p>
+        </w:tc>
+      </w:tr>
+      <w:tr>
+        <w:tc>
+          <w:tcPr>
+            <w:tcW w:w="1120" w:type="dxa"/>
+          </w:tcPr>
+          <w:p>
+            <w:pPr>
+              <w:autoSpaceDE w:val="0"/>
+              <w:autoSpaceDN w:val="0"/>
+              <w:adjustRightInd w:val="0"/>
+              <w:jc w:val="both"/>
+              <w:rPr>
+                <w:rFonts w:ascii="Arial Narrow" w:hAnsi="Arial Narrow" w:cs="Arial"/>
+                <w:b/>
+                <w:sz w:val="20"/>
+                <w:szCs w:val="22"/>
+                <w:lang w:val="es-ES_tradnl"/>
+              </w:rPr>
+            </w:pPr>
+            <w:r>
+              <w:rPr>
+                <w:rFonts w:ascii="Arial Narrow" w:hAnsi="Arial Narrow" w:cs="Arial"/>
+                <w:sz w:val="20"/>
+                <w:szCs w:val="22"/>
+                <w:lang w:val="es-ES_tradnl"/>
+              </w:rPr>
+              <w:t xml:space="preserve">COLOR: </w:t>
+            </w:r>
+          </w:p>
+        </w:tc>
+        <w:tc>
+          <w:tcPr>
+            <w:tcW w:w="3272" w:type="dxa"/>
+          </w:tcPr>
+          <w:p>
+            <w:pPr>
+              <w:autoSpaceDE w:val="0"/>
+              <w:autoSpaceDN w:val="0"/>
+              <w:adjustRightInd w:val="0"/>
+              <w:jc w:val="both"/>
+              <w:rPr>
+                <w:rFonts w:ascii="Arial Narrow" w:hAnsi="Arial Narrow" w:cs="Arial"/>
+                <w:b/>
+                <w:sz w:val="20"/>
+                <w:szCs w:val="22"/>
+                <w:lang w:val="es-ES_tradnl"/>
+              </w:rPr>
+            </w:pPr>
+            <w:r>
+              <w:rPr>
+                <w:rFonts w:ascii="Arial Narrow" w:hAnsi="Arial Narrow" w:cs="Arial"/>
+                <w:b/>
+                <w:bCs/>
+                <w:sz w:val="20"/>
+                <w:szCs w:val="22"/>
+                <w:lang w:val="es-ES_tradnl"/>
+              </w:rPr>
+              <w:t>NARANJA</w:t>
+            </w:r>
+            <w:r>
+              <w:rPr>
+                <w:rFonts w:ascii="Arial Narrow" w:hAnsi="Arial Narrow" w:cs="Arial"/>
+                <w:b/>
+                <w:bCs/>
+                <w:sz w:val="20"/>
+                <w:szCs w:val="22"/>
+              </w:rPr>
+              <w:t xml:space="preserve"> CREMA AZUL</w:t>
+            </w:r>
+            <w:r>
+              <w:rPr>
+                <w:rFonts w:ascii="Arial Narrow" w:hAnsi="Arial Narrow" w:cs="Arial"/>
+                <w:b/>
+                <w:sz w:val="20"/>
+                <w:szCs w:val="22"/>
+                <w:lang w:val="es-ES_tradnl"/>
+              </w:rPr>
+              <w:t xml:space="preserve">              </w:t>
+            </w:r>
+          </w:p>
+          <w:p>
+            <w:pPr>
+              <w:autoSpaceDE w:val="0"/>
+              <w:autoSpaceDN w:val="0"/>
+              <w:adjustRightInd w:val="0"/>
+              <w:jc w:val="both"/>
+              <w:rPr>
+                <w:rFonts w:ascii="Arial Narrow" w:hAnsi="Arial Narrow" w:cs="Arial"/>
+                <w:b/>
+                <w:bCs/>
+                <w:sz w:val="20"/>
+                <w:szCs w:val="22"/>
+                <w:u w:val="single"/>
+              </w:rPr>
+            </w:pPr>
+            <w:r>
+              <w:rPr>
+                <w:rFonts w:ascii="Arial Narrow" w:hAnsi="Arial Narrow" w:cs="Arial"/>
+                <w:sz w:val="20"/>
+                <w:szCs w:val="22"/>
+                <w:lang w:val="es-ES_tradnl"/>
+              </w:rPr>
+              <w:t>:</w:t>
+            </w:r>
+            <w:r>
+              <w:t xml:space="preserve"> </w:t>
+            </w:r>
+          </w:p>
+        </w:tc>
+        <w:tc>
+          <w:tcPr>
+            <w:tcW w:w="1200" w:type="dxa"/>
+          </w:tcPr>
+          <w:p>
+            <w:pPr>
+              <w:autoSpaceDE w:val="0"/>
+              <w:autoSpaceDN w:val="0"/>
+              <w:adjustRightInd w:val="0"/>
+              <w:jc w:val="both"/>
+              <w:rPr>
+                <w:rFonts w:ascii="Arial Narrow" w:hAnsi="Arial Narrow" w:cs="Arial"/>
+                <w:b/>
+                <w:bCs/>
+                <w:sz w:val="20"/>
+                <w:szCs w:val="22"/>
+                <w:u w:val="single"/>
+              </w:rPr>
+            </w:pPr>
+            <w:r>
+              <w:rPr>
+                <w:rFonts w:ascii="Arial Narrow" w:hAnsi="Arial Narrow" w:cs="Arial"/>
+                <w:b/>
+                <w:sz w:val="20"/>
+                <w:szCs w:val="22"/>
+                <w:lang w:val="es-ES_tradnl"/>
+              </w:rPr>
+              <w:t>CAPACIDAD</w:t>
+            </w:r>
+          </w:p>
+        </w:tc>
+        <w:tc>
+          <w:tcPr>
+            <w:tcW w:w="4596" w:type="dxa"/>
+            <w:gridSpan w:val="3"/>
+          </w:tcPr>
+          <w:p>
+            <w:pPr>
+              <w:autoSpaceDE w:val="0"/>
+              <w:autoSpaceDN w:val="0"/>
+              <w:adjustRightInd w:val="0"/>
+              <w:jc w:val="both"/>
+              <w:rPr>
+                <w:rFonts w:ascii="Arial Narrow" w:hAnsi="Arial Narrow" w:cs="Arial"/>
+                <w:b/>
+                <w:bCs/>
+                <w:sz w:val="20"/>
+                <w:szCs w:val="22"/>
+                <w:u w:val="single"/>
+              </w:rPr>
+            </w:pPr>
+            <w:r>
+              <w:rPr>
+                <w:rFonts w:ascii="Arial Narrow" w:hAnsi="Arial Narrow" w:cs="Arial"/>
+                <w:b/>
+                <w:bCs/>
+                <w:sz w:val="20"/>
+                <w:szCs w:val="22"/>
+              </w:rPr>
+              <w:t>{{capacidad}}</w:t>
+            </w:r>
+          </w:p>
+        </w:tc>
+      </w:tr>
+    </w:tbl>
     <w:p>
       <w:pPr>
         <w:autoSpaceDE w:val="0"/>
@@ -1941,7 +2199,17 @@
           <w:szCs w:val="22"/>
           <w:lang w:val="es-ES_tradnl"/>
         </w:rPr>
-        <w:t xml:space="preserve"> Supervisar que toda contratación de conductores que hicieren los propietarios, poseedores y/o tenedores, se realice siguiendo las exigencias del Código Laboral y los parámetros establecidos por la Empresa, pues es deber del propietario, poseedor y/o tenedor, presentar los antecedentes judiciales del respectivo conductor y que el conductor se encuentre a paz y salvo por multas ante la Secretaría de Tránsito Municipal, o en su defecto haya realizado convenio de pago y lo esté cumpliendo.</w:t>
+        <w:t xml:space="preserve"> Supervisar que toda contratación de conductores que hicieren los propietarios, poseedores y/o tenedores, se realice siguiendo las exigencias del Código Laboral y los parámetros establecidos por la Empresa, pues es deber del propietario, poseedor y/o tenedor, presentar los antecedentes judiciales del respectivo conductor y que el conductor se encuentre </w:t>
+      </w:r>
+      <w:r>
+        <w:rPr>
+          <w:rFonts w:ascii="Arial Narrow" w:hAnsi="Arial Narrow" w:cs="Arial"/>
+          <w:sz w:val="20"/>
+          <w:szCs w:val="22"/>
+          <w:lang w:val="es-ES_tradnl"/>
+        </w:rPr>
+        <w:lastRenderedPageBreak/>
+        <w:t>a paz y salvo por multas ante la Secretaría de Tránsito Municipal, o en su defecto haya realizado convenio de pago y lo esté cumpliendo.</w:t>
       </w:r>
       <w:r>
         <w:rPr>
@@ -1961,17 +2229,7 @@
           <w:szCs w:val="22"/>
           <w:lang w:val="es-ES_tradnl"/>
         </w:rPr>
-        <w:t xml:space="preserve"> </w:t>
-      </w:r>
-      <w:r>
-        <w:rPr>
-          <w:rFonts w:ascii="Arial Narrow" w:hAnsi="Arial Narrow" w:cs="Arial"/>
-          <w:sz w:val="20"/>
-          <w:szCs w:val="22"/>
-          <w:lang w:val="es-ES_tradnl"/>
-        </w:rPr>
-        <w:lastRenderedPageBreak/>
-        <w:t xml:space="preserve">Expedir en forma gratuita los Paz y Salvos, siempre y cuando el propietario, poseedor y/o tenedor, se encuentre al día con todas las obligaciones </w:t>
+        <w:t xml:space="preserve"> Expedir en forma gratuita los Paz y Salvos, siempre y cuando el propietario, poseedor y/o tenedor, se encuentre al día con todas las obligaciones </w:t>
       </w:r>
       <w:r>
         <w:rPr>
@@ -3660,7 +3918,17 @@
           <w:szCs w:val="22"/>
           <w:lang w:val="es-ES_tradnl"/>
         </w:rPr>
-        <w:t xml:space="preserve"> Cuando los vehículos efectúan recorridos fuera de las rutas autorizadas, sin la respectiva planilla de viaje ocasional, expedido por el Ministerio de Transportes. </w:t>
+        <w:t xml:space="preserve"> Cuando los vehículos efectúan recorridos fuera de las rutas autorizadas, sin la respectiva planilla de viaje ocasional, expedido </w:t>
+      </w:r>
+      <w:r>
+        <w:rPr>
+          <w:rFonts w:ascii="Arial Narrow" w:hAnsi="Arial Narrow" w:cs="Arial"/>
+          <w:sz w:val="20"/>
+          <w:szCs w:val="22"/>
+          <w:lang w:val="es-ES_tradnl"/>
+        </w:rPr>
+        <w:lastRenderedPageBreak/>
+        <w:t xml:space="preserve">por el Ministerio de Transportes. </w:t>
       </w:r>
       <w:r>
         <w:rPr>
@@ -3679,17 +3947,7 @@
           <w:szCs w:val="22"/>
           <w:lang w:val="es-ES_tradnl"/>
         </w:rPr>
-        <w:t xml:space="preserve"> La Empresa se reserva de dar unilateralmente y por terminado este Contrato, cuando se comprobare que </w:t>
-      </w:r>
-      <w:r>
-        <w:rPr>
-          <w:rFonts w:ascii="Arial Narrow" w:hAnsi="Arial Narrow" w:cs="Arial"/>
-          <w:sz w:val="20"/>
-          <w:szCs w:val="22"/>
-          <w:lang w:val="es-ES_tradnl"/>
-        </w:rPr>
-        <w:lastRenderedPageBreak/>
-        <w:t xml:space="preserve">el Propietario o Poseedor y /o Tenedor, los administradores delegados del vehículo o sus dependientes, estén en contra de los intereses de la Empresa, la Gerente, Directivos o los Mandos Medios o agredir en forma verbal o física al personal de oficina y personal de despachos. M) Cuando el propietario, poseedor y/o tenedor no renueve oportunamente las pólizas, o cuando por cualquier circunstancia las compañías aseguradoras deban dar por terminado uno cualquiera de los contratos de seguros, ya sea el SOAT, de responsabilidad contractual o extracontractual, contra todo daño y/o cualquier otra que en el futuro exija la empresa o la ley. </w:t>
+        <w:t xml:space="preserve"> La Empresa se reserva de dar unilateralmente y por terminado este Contrato, cuando se comprobare que el Propietario o Poseedor y /o Tenedor, los administradores delegados del vehículo o sus dependientes, estén en contra de los intereses de la Empresa, la Gerente, Directivos o los Mandos Medios o agredir en forma verbal o física al personal de oficina y personal de despachos. M) Cuando el propietario, poseedor y/o tenedor no renueve oportunamente las pólizas, o cuando por cualquier circunstancia las compañías aseguradoras deban dar por terminado uno cualquiera de los contratos de seguros, ya sea el SOAT, de responsabilidad contractual o extracontractual, contra todo daño y/o cualquier otra que en el futuro exija la empresa o la ley. </w:t>
       </w:r>
       <w:r>
         <w:rPr>
@@ -4677,18 +4935,18 @@
           <w:bCs/>
           <w:sz w:val="20"/>
           <w:szCs w:val="22"/>
-          <w:lang w:val="es-ES_tradnl"/>
-        </w:rPr>
-        <w:t>VEINTITRES (23)</w:t>
-      </w:r>
-      <w:r>
-        <w:rPr>
-          <w:rFonts w:ascii="Arial Narrow" w:hAnsi="Arial Narrow" w:cs="Arial"/>
-          <w:b/>
-          <w:bCs/>
-          <w:sz w:val="20"/>
-          <w:szCs w:val="22"/>
-          <w:lang w:val="es-ES_tradnl"/>
+          <w:lang w:val="es-ES"/>
+        </w:rPr>
+        <w:t>{{dia}}</w:t>
+      </w:r>
+      <w:r>
+        <w:rPr>
+          <w:rFonts w:ascii="Arial Narrow" w:hAnsi="Arial Narrow" w:cs="Arial"/>
+          <w:b/>
+          <w:bCs/>
+          <w:sz w:val="20"/>
+          <w:szCs w:val="22"/>
+          <w:lang w:val="es-ES"/>
         </w:rPr>
         <w:t xml:space="preserve"> </w:t>
       </w:r>
@@ -4726,9 +4984,20 @@
           <w:sz w:val="20"/>
           <w:szCs w:val="22"/>
           <w:u w:val="single"/>
-          <w:lang w:val="es-ES_tradnl"/>
-        </w:rPr>
-        <w:t xml:space="preserve">JUNIO </w:t>
+          <w:lang w:val="es-ES"/>
+        </w:rPr>
+        <w:t>{{mes}}</w:t>
+      </w:r>
+      <w:r>
+        <w:rPr>
+          <w:rFonts w:ascii="Arial Narrow" w:hAnsi="Arial Narrow" w:cs="Arial"/>
+          <w:b/>
+          <w:sz w:val="20"/>
+          <w:szCs w:val="22"/>
+          <w:u w:val="single"/>
+          <w:lang w:val="es-ES_tradnl"/>
+        </w:rPr>
+        <w:t xml:space="preserve"> </w:t>
       </w:r>
       <w:r>
         <w:rPr>
@@ -4747,55 +5016,18 @@
           <w:szCs w:val="22"/>
           <w:lang w:val="es-ES_tradnl"/>
         </w:rPr>
-        <w:t xml:space="preserve"> DOS</w:t>
-      </w:r>
-      <w:r>
-        <w:rPr>
-          <w:rFonts w:ascii="Arial Narrow" w:hAnsi="Arial Narrow" w:cs="Arial"/>
-          <w:b/>
-          <w:sz w:val="20"/>
-          <w:szCs w:val="22"/>
-          <w:lang w:val="es-ES_tradnl"/>
-        </w:rPr>
-        <w:t xml:space="preserve"> MIL VEINTISEIS (2026</w:t>
-      </w:r>
-      <w:r>
-        <w:rPr>
-          <w:rFonts w:ascii="Arial Narrow" w:hAnsi="Arial Narrow" w:cs="Arial"/>
-          <w:b/>
-          <w:bCs/>
-          <w:sz w:val="20"/>
-          <w:szCs w:val="22"/>
-          <w:lang w:val="es-ES_tradnl"/>
-        </w:rPr>
-        <w:t>)</w:t>
-      </w:r>
-      <w:r>
-        <w:rPr>
-          <w:rFonts w:ascii="Arial Narrow" w:hAnsi="Arial Narrow" w:cs="Arial"/>
-          <w:sz w:val="20"/>
-          <w:szCs w:val="22"/>
-          <w:lang w:val="es-ES_tradnl"/>
-        </w:rPr>
-        <w:t>.</w:t>
-      </w:r>
-    </w:p>
-    <w:p>
-      <w:pPr>
-        <w:autoSpaceDE w:val="0"/>
-        <w:autoSpaceDN w:val="0"/>
-        <w:adjustRightInd w:val="0"/>
-        <w:ind w:right="800"/>
-        <w:jc w:val="both"/>
-        <w:rPr>
-          <w:rFonts w:ascii="Arial Narrow" w:hAnsi="Arial Narrow" w:cs="Arial"/>
-          <w:b/>
-          <w:bCs/>
-          <w:sz w:val="20"/>
-          <w:szCs w:val="22"/>
-          <w:lang w:val="es-ES_tradnl"/>
-        </w:rPr>
-      </w:pPr>
+        <w:t xml:space="preserve"> </w:t>
+      </w:r>
+      <w:r>
+        <w:rPr>
+          <w:rFonts w:ascii="Arial Narrow" w:hAnsi="Arial Narrow" w:cs="Arial"/>
+          <w:b/>
+          <w:sz w:val="20"/>
+          <w:szCs w:val="22"/>
+          <w:lang w:val="es-ES"/>
+        </w:rPr>
+        <w:t>{{anio}}</w:t>
+      </w:r>
     </w:p>
     <w:p>
       <w:pPr>
@@ -5773,7 +6005,6 @@
   <w:style w:type="character" w:default="1" w:styleId="Fuentedeprrafopredeter">
     <w:name w:val="Default Paragraph Font"/>
     <w:uiPriority w:val="1"/>
-    <w:semiHidden/>
     <w:unhideWhenUsed/>
   </w:style>
   <w:style w:type="table" w:default="1" w:styleId="Tablanormal">
@@ -6168,6 +6399,25 @@
       <w14:ligatures w14:val="none"/>
     </w:rPr>
   </w:style>
+  <w:style w:type="table" w:styleId="Tablaconcuadrcula">
+    <w:name w:val="Table Grid"/>
+    <w:basedOn w:val="Tablanormal"/>
+    <w:uiPriority w:val="39"/>
+    <w:rsid w:val="00C31495"/>
+    <w:pPr>
+      <w:spacing w:after="0" w:line="240" w:lineRule="auto"/>
+    </w:pPr>
+    <w:tblPr>
+      <w:tblBorders>
+        <w:top w:val="single" w:sz="4" w:space="0" w:color="auto"/>
+        <w:left w:val="single" w:sz="4" w:space="0" w:color="auto"/>
+        <w:bottom w:val="single" w:sz="4" w:space="0" w:color="auto"/>
+        <w:right w:val="single" w:sz="4" w:space="0" w:color="auto"/>
+        <w:insideH w:val="single" w:sz="4" w:space="0" w:color="auto"/>
+        <w:insideV w:val="single" w:sz="4" w:space="0" w:color="auto"/>
+      </w:tblBorders>
+    </w:tblPr>
+  </w:style>
 </w:styles>
 </file>
 
